--- a/submissions/Submission_Index.docx
+++ b/submissions/Submission_Index.docx
@@ -6,7 +6,7 @@
       <w:pPr>
         <w:pStyle w:val="Heading1"/>
       </w:pPr>
-      <w:bookmarkStart w:id="18" w:name="_99b6279239ed84a804739a04c8df791dda83077"/>
+      <w:bookmarkStart w:id="18" w:name="_a5a9cd96df41a274f9573a7cf4375fd62db01b5"/>
       <w:r>
         <w:t xml:space="preserve">Submission Index — second release</w:t>
       </w:r>
@@ -478,8 +478,8 @@
         <w:tc>
           <w:tcPr>
             <w:tcW w:type="dxa" w:w="2058"/>
-            <w:tcW w:type="dxa" w:w="2058"/>
-          </w:tcPr>
+          </w:tcPr>
+          <w:tcPr/>
           <w:p>
             <w:pPr>
               <w:pStyle w:val="Compact"/>
@@ -496,8 +496,8 @@
         <w:tc>
           <w:tcPr>
             <w:tcW w:type="dxa" w:w="1409"/>
-            <w:tcW w:type="dxa" w:w="1409"/>
-          </w:tcPr>
+          </w:tcPr>
+          <w:tcPr/>
           <w:p>
             <w:pPr>
               <w:pStyle w:val="Compact"/>
@@ -514,8 +514,8 @@
         <w:tc>
           <w:tcPr>
             <w:tcW w:type="dxa" w:w="1235"/>
-            <w:tcW w:type="dxa" w:w="1235"/>
-          </w:tcPr>
+          </w:tcPr>
+          <w:tcPr/>
           <w:p>
             <w:pPr>
               <w:pStyle w:val="Compact"/>
@@ -532,8 +532,8 @@
         <w:tc>
           <w:tcPr>
             <w:tcW w:type="dxa" w:w="5164"/>
-            <w:tcW w:type="dxa" w:w="5164"/>
-          </w:tcPr>
+          </w:tcPr>
+          <w:tcPr/>
           <w:p>
             <w:pPr>
               <w:pStyle w:val="Compact"/>
@@ -555,8 +555,8 @@
         <w:tc>
           <w:tcPr>
             <w:tcW w:type="dxa" w:w="2058"/>
-            <w:tcW w:type="dxa" w:w="2058"/>
-          </w:tcPr>
+          </w:tcPr>
+          <w:tcPr/>
           <w:p>
             <w:pPr>
               <w:pStyle w:val="Compact"/>
@@ -574,8 +574,8 @@
         <w:tc>
           <w:tcPr>
             <w:tcW w:type="dxa" w:w="1409"/>
-            <w:tcW w:type="dxa" w:w="1409"/>
-          </w:tcPr>
+          </w:tcPr>
+          <w:tcPr/>
           <w:p>
             <w:pPr>
               <w:pStyle w:val="Compact"/>
@@ -593,8 +593,8 @@
         <w:tc>
           <w:tcPr>
             <w:tcW w:type="dxa" w:w="1235"/>
-            <w:tcW w:type="dxa" w:w="1235"/>
-          </w:tcPr>
+          </w:tcPr>
+          <w:tcPr/>
           <w:p>
             <w:pPr>
               <w:pStyle w:val="Compact"/>
@@ -611,8 +611,8 @@
         <w:tc>
           <w:tcPr>
             <w:tcW w:type="dxa" w:w="5164"/>
-            <w:tcW w:type="dxa" w:w="5164"/>
-          </w:tcPr>
+          </w:tcPr>
+          <w:tcPr/>
           <w:p>
             <w:pPr>
               <w:pStyle w:val="Compact"/>
@@ -694,8 +694,8 @@
         <w:tc>
           <w:tcPr>
             <w:tcW w:type="dxa" w:w="2058"/>
-            <w:tcW w:type="dxa" w:w="2058"/>
-          </w:tcPr>
+          </w:tcPr>
+          <w:tcPr/>
           <w:p>
             <w:pPr>
               <w:pStyle w:val="Compact"/>
@@ -713,8 +713,8 @@
         <w:tc>
           <w:tcPr>
             <w:tcW w:type="dxa" w:w="1409"/>
-            <w:tcW w:type="dxa" w:w="1409"/>
-          </w:tcPr>
+          </w:tcPr>
+          <w:tcPr/>
           <w:p>
             <w:pPr>
               <w:pStyle w:val="Compact"/>
@@ -731,8 +731,8 @@
         <w:tc>
           <w:tcPr>
             <w:tcW w:type="dxa" w:w="1235"/>
-            <w:tcW w:type="dxa" w:w="1235"/>
-          </w:tcPr>
+          </w:tcPr>
+          <w:tcPr/>
           <w:p>
             <w:pPr>
               <w:pStyle w:val="Compact"/>
@@ -749,8 +749,8 @@
         <w:tc>
           <w:tcPr>
             <w:tcW w:type="dxa" w:w="5164"/>
-            <w:tcW w:type="dxa" w:w="5164"/>
-          </w:tcPr>
+          </w:tcPr>
+          <w:tcPr/>
           <w:p>
             <w:pPr>
               <w:pStyle w:val="Compact"/>
@@ -889,8 +889,8 @@
         <w:tc>
           <w:tcPr>
             <w:tcW w:type="dxa" w:w="587"/>
-            <w:tcW w:type="dxa" w:w="587"/>
-          </w:tcPr>
+          </w:tcPr>
+          <w:tcPr/>
           <w:p>
             <w:pPr>
               <w:pStyle w:val="Compact"/>
@@ -907,8 +907,8 @@
         <w:tc>
           <w:tcPr>
             <w:tcW w:type="dxa" w:w="2412"/>
-            <w:tcW w:type="dxa" w:w="2412"/>
-          </w:tcPr>
+          </w:tcPr>
+          <w:tcPr/>
           <w:p>
             <w:pPr>
               <w:pStyle w:val="Compact"/>
@@ -925,8 +925,8 @@
         <w:tc>
           <w:tcPr>
             <w:tcW w:type="dxa" w:w="3933"/>
-            <w:tcW w:type="dxa" w:w="3933"/>
-          </w:tcPr>
+          </w:tcPr>
+          <w:tcPr/>
           <w:p>
             <w:pPr>
               <w:pStyle w:val="Compact"/>
@@ -943,8 +943,8 @@
         <w:tc>
           <w:tcPr>
             <w:tcW w:type="dxa" w:w="2934"/>
-            <w:tcW w:type="dxa" w:w="2934"/>
-          </w:tcPr>
+          </w:tcPr>
+          <w:tcPr/>
           <w:p>
             <w:pPr>
               <w:pStyle w:val="Compact"/>
@@ -966,8 +966,8 @@
         <w:tc>
           <w:tcPr>
             <w:tcW w:type="dxa" w:w="587"/>
-            <w:tcW w:type="dxa" w:w="587"/>
-          </w:tcPr>
+          </w:tcPr>
+          <w:tcPr/>
           <w:p>
             <w:pPr>
               <w:pStyle w:val="Compact"/>
@@ -985,8 +985,8 @@
         <w:tc>
           <w:tcPr>
             <w:tcW w:type="dxa" w:w="2412"/>
-            <w:tcW w:type="dxa" w:w="2412"/>
-          </w:tcPr>
+          </w:tcPr>
+          <w:tcPr/>
           <w:p>
             <w:pPr>
               <w:pStyle w:val="Compact"/>
@@ -1003,8 +1003,8 @@
         <w:tc>
           <w:tcPr>
             <w:tcW w:type="dxa" w:w="3933"/>
-            <w:tcW w:type="dxa" w:w="3933"/>
-          </w:tcPr>
+          </w:tcPr>
+          <w:tcPr/>
           <w:p>
             <w:pPr>
               <w:pStyle w:val="Compact"/>
@@ -1051,8 +1051,8 @@
         <w:tc>
           <w:tcPr>
             <w:tcW w:type="dxa" w:w="2934"/>
-            <w:tcW w:type="dxa" w:w="2934"/>
-          </w:tcPr>
+          </w:tcPr>
+          <w:tcPr/>
           <w:p>
             <w:pPr>
               <w:pStyle w:val="Compact"/>
@@ -1089,8 +1089,8 @@
         <w:tc>
           <w:tcPr>
             <w:tcW w:type="dxa" w:w="587"/>
-            <w:tcW w:type="dxa" w:w="587"/>
-          </w:tcPr>
+          </w:tcPr>
+          <w:tcPr/>
           <w:p>
             <w:pPr>
               <w:pStyle w:val="Compact"/>
@@ -1108,8 +1108,8 @@
         <w:tc>
           <w:tcPr>
             <w:tcW w:type="dxa" w:w="2412"/>
-            <w:tcW w:type="dxa" w:w="2412"/>
-          </w:tcPr>
+          </w:tcPr>
+          <w:tcPr/>
           <w:p>
             <w:pPr>
               <w:pStyle w:val="Compact"/>
@@ -1126,8 +1126,8 @@
         <w:tc>
           <w:tcPr>
             <w:tcW w:type="dxa" w:w="3933"/>
-            <w:tcW w:type="dxa" w:w="3933"/>
-          </w:tcPr>
+          </w:tcPr>
+          <w:tcPr/>
           <w:p>
             <w:pPr>
               <w:pStyle w:val="Compact"/>
@@ -1174,8 +1174,8 @@
         <w:tc>
           <w:tcPr>
             <w:tcW w:type="dxa" w:w="2934"/>
-            <w:tcW w:type="dxa" w:w="2934"/>
-          </w:tcPr>
+          </w:tcPr>
+          <w:tcPr/>
           <w:p>
             <w:pPr>
               <w:pStyle w:val="Compact"/>
@@ -1197,8 +1197,8 @@
         <w:tc>
           <w:tcPr>
             <w:tcW w:type="dxa" w:w="587"/>
-            <w:tcW w:type="dxa" w:w="587"/>
-          </w:tcPr>
+          </w:tcPr>
+          <w:tcPr/>
           <w:p>
             <w:pPr>
               <w:pStyle w:val="Compact"/>
@@ -1216,8 +1216,8 @@
         <w:tc>
           <w:tcPr>
             <w:tcW w:type="dxa" w:w="2412"/>
-            <w:tcW w:type="dxa" w:w="2412"/>
-          </w:tcPr>
+          </w:tcPr>
+          <w:tcPr/>
           <w:p>
             <w:pPr>
               <w:pStyle w:val="Compact"/>
@@ -1234,8 +1234,8 @@
         <w:tc>
           <w:tcPr>
             <w:tcW w:type="dxa" w:w="3933"/>
-            <w:tcW w:type="dxa" w:w="3933"/>
-          </w:tcPr>
+          </w:tcPr>
+          <w:tcPr/>
           <w:p>
             <w:pPr>
               <w:pStyle w:val="Compact"/>
@@ -1282,8 +1282,8 @@
         <w:tc>
           <w:tcPr>
             <w:tcW w:type="dxa" w:w="2934"/>
-            <w:tcW w:type="dxa" w:w="2934"/>
-          </w:tcPr>
+          </w:tcPr>
+          <w:tcPr/>
           <w:p>
             <w:pPr>
               <w:pStyle w:val="Compact"/>
@@ -1334,8 +1334,8 @@
         <w:tc>
           <w:tcPr>
             <w:tcW w:type="dxa" w:w="587"/>
-            <w:tcW w:type="dxa" w:w="587"/>
-          </w:tcPr>
+          </w:tcPr>
+          <w:tcPr/>
           <w:p>
             <w:pPr>
               <w:pStyle w:val="Compact"/>
@@ -1353,8 +1353,8 @@
         <w:tc>
           <w:tcPr>
             <w:tcW w:type="dxa" w:w="2412"/>
-            <w:tcW w:type="dxa" w:w="2412"/>
-          </w:tcPr>
+          </w:tcPr>
+          <w:tcPr/>
           <w:p>
             <w:pPr>
               <w:pStyle w:val="Compact"/>
@@ -1371,8 +1371,8 @@
         <w:tc>
           <w:tcPr>
             <w:tcW w:type="dxa" w:w="3933"/>
-            <w:tcW w:type="dxa" w:w="3933"/>
-          </w:tcPr>
+          </w:tcPr>
+          <w:tcPr/>
           <w:p>
             <w:pPr>
               <w:pStyle w:val="Compact"/>
@@ -1419,8 +1419,8 @@
         <w:tc>
           <w:tcPr>
             <w:tcW w:type="dxa" w:w="2934"/>
-            <w:tcW w:type="dxa" w:w="2934"/>
-          </w:tcPr>
+          </w:tcPr>
+          <w:tcPr/>
           <w:p>
             <w:pPr>
               <w:pStyle w:val="Compact"/>
@@ -1565,8 +1565,8 @@
         <w:tc>
           <w:tcPr>
             <w:tcW w:type="dxa" w:w="587"/>
-            <w:tcW w:type="dxa" w:w="587"/>
-          </w:tcPr>
+          </w:tcPr>
+          <w:tcPr/>
           <w:p>
             <w:pPr>
               <w:pStyle w:val="Compact"/>
@@ -1583,8 +1583,8 @@
         <w:tc>
           <w:tcPr>
             <w:tcW w:type="dxa" w:w="2412"/>
-            <w:tcW w:type="dxa" w:w="2412"/>
-          </w:tcPr>
+          </w:tcPr>
+          <w:tcPr/>
           <w:p>
             <w:pPr>
               <w:pStyle w:val="Compact"/>
@@ -1601,8 +1601,8 @@
         <w:tc>
           <w:tcPr>
             <w:tcW w:type="dxa" w:w="3933"/>
-            <w:tcW w:type="dxa" w:w="3933"/>
-          </w:tcPr>
+          </w:tcPr>
+          <w:tcPr/>
           <w:p>
             <w:pPr>
               <w:pStyle w:val="Compact"/>
@@ -1619,8 +1619,8 @@
         <w:tc>
           <w:tcPr>
             <w:tcW w:type="dxa" w:w="2934"/>
-            <w:tcW w:type="dxa" w:w="2934"/>
-          </w:tcPr>
+          </w:tcPr>
+          <w:tcPr/>
           <w:p>
             <w:pPr>
               <w:pStyle w:val="Compact"/>
@@ -1642,8 +1642,8 @@
         <w:tc>
           <w:tcPr>
             <w:tcW w:type="dxa" w:w="587"/>
-            <w:tcW w:type="dxa" w:w="587"/>
-          </w:tcPr>
+          </w:tcPr>
+          <w:tcPr/>
           <w:p>
             <w:pPr>
               <w:pStyle w:val="Compact"/>
@@ -1661,8 +1661,8 @@
         <w:tc>
           <w:tcPr>
             <w:tcW w:type="dxa" w:w="2412"/>
-            <w:tcW w:type="dxa" w:w="2412"/>
-          </w:tcPr>
+          </w:tcPr>
+          <w:tcPr/>
           <w:p>
             <w:pPr>
               <w:pStyle w:val="Compact"/>
@@ -1679,8 +1679,8 @@
         <w:tc>
           <w:tcPr>
             <w:tcW w:type="dxa" w:w="3933"/>
-            <w:tcW w:type="dxa" w:w="3933"/>
-          </w:tcPr>
+          </w:tcPr>
+          <w:tcPr/>
           <w:p>
             <w:pPr>
               <w:pStyle w:val="Compact"/>
@@ -1742,8 +1742,8 @@
         <w:tc>
           <w:tcPr>
             <w:tcW w:type="dxa" w:w="2934"/>
-            <w:tcW w:type="dxa" w:w="2934"/>
-          </w:tcPr>
+          </w:tcPr>
+          <w:tcPr/>
           <w:p>
             <w:pPr>
               <w:pStyle w:val="Compact"/>
@@ -1780,8 +1780,8 @@
         <w:tc>
           <w:tcPr>
             <w:tcW w:type="dxa" w:w="587"/>
-            <w:tcW w:type="dxa" w:w="587"/>
-          </w:tcPr>
+          </w:tcPr>
+          <w:tcPr/>
           <w:p>
             <w:pPr>
               <w:pStyle w:val="Compact"/>
@@ -1799,8 +1799,8 @@
         <w:tc>
           <w:tcPr>
             <w:tcW w:type="dxa" w:w="2412"/>
-            <w:tcW w:type="dxa" w:w="2412"/>
-          </w:tcPr>
+          </w:tcPr>
+          <w:tcPr/>
           <w:p>
             <w:pPr>
               <w:pStyle w:val="Compact"/>
@@ -1817,8 +1817,8 @@
         <w:tc>
           <w:tcPr>
             <w:tcW w:type="dxa" w:w="3933"/>
-            <w:tcW w:type="dxa" w:w="3933"/>
-          </w:tcPr>
+          </w:tcPr>
+          <w:tcPr/>
           <w:p>
             <w:pPr>
               <w:pStyle w:val="Compact"/>
@@ -1998,8 +1998,8 @@
         <w:tc>
           <w:tcPr>
             <w:tcW w:type="dxa" w:w="2934"/>
-            <w:tcW w:type="dxa" w:w="2934"/>
-          </w:tcPr>
+          </w:tcPr>
+          <w:tcPr/>
           <w:p>
             <w:pPr>
               <w:pStyle w:val="Compact"/>
@@ -2102,8 +2102,8 @@
         <w:tc>
           <w:tcPr>
             <w:tcW w:type="dxa" w:w="587"/>
-            <w:tcW w:type="dxa" w:w="587"/>
-          </w:tcPr>
+          </w:tcPr>
+          <w:tcPr/>
           <w:p>
             <w:pPr>
               <w:pStyle w:val="Compact"/>
@@ -2121,8 +2121,8 @@
         <w:tc>
           <w:tcPr>
             <w:tcW w:type="dxa" w:w="2412"/>
-            <w:tcW w:type="dxa" w:w="2412"/>
-          </w:tcPr>
+          </w:tcPr>
+          <w:tcPr/>
           <w:p>
             <w:pPr>
               <w:pStyle w:val="Compact"/>
@@ -2139,8 +2139,8 @@
         <w:tc>
           <w:tcPr>
             <w:tcW w:type="dxa" w:w="3933"/>
-            <w:tcW w:type="dxa" w:w="3933"/>
-          </w:tcPr>
+          </w:tcPr>
+          <w:tcPr/>
           <w:p>
             <w:pPr>
               <w:pStyle w:val="Compact"/>
@@ -2187,8 +2187,8 @@
         <w:tc>
           <w:tcPr>
             <w:tcW w:type="dxa" w:w="2934"/>
-            <w:tcW w:type="dxa" w:w="2934"/>
-          </w:tcPr>
+          </w:tcPr>
+          <w:tcPr/>
           <w:p>
             <w:pPr>
               <w:pStyle w:val="Compact"/>
@@ -2225,8 +2225,8 @@
         <w:tc>
           <w:tcPr>
             <w:tcW w:type="dxa" w:w="587"/>
-            <w:tcW w:type="dxa" w:w="587"/>
-          </w:tcPr>
+          </w:tcPr>
+          <w:tcPr/>
           <w:p>
             <w:pPr>
               <w:pStyle w:val="Compact"/>
@@ -2244,8 +2244,8 @@
         <w:tc>
           <w:tcPr>
             <w:tcW w:type="dxa" w:w="2412"/>
-            <w:tcW w:type="dxa" w:w="2412"/>
-          </w:tcPr>
+          </w:tcPr>
+          <w:tcPr/>
           <w:p>
             <w:pPr>
               <w:pStyle w:val="Compact"/>
@@ -2262,8 +2262,8 @@
         <w:tc>
           <w:tcPr>
             <w:tcW w:type="dxa" w:w="3933"/>
-            <w:tcW w:type="dxa" w:w="3933"/>
-          </w:tcPr>
+          </w:tcPr>
+          <w:tcPr/>
           <w:p>
             <w:pPr>
               <w:pStyle w:val="Compact"/>
@@ -2280,8 +2280,8 @@
         <w:tc>
           <w:tcPr>
             <w:tcW w:type="dxa" w:w="2934"/>
-            <w:tcW w:type="dxa" w:w="2934"/>
-          </w:tcPr>
+          </w:tcPr>
+          <w:tcPr/>
           <w:p>
             <w:pPr>
               <w:pStyle w:val="Compact"/>
@@ -2347,8 +2347,8 @@
         <w:tc>
           <w:tcPr>
             <w:tcW w:type="dxa" w:w="587"/>
-            <w:tcW w:type="dxa" w:w="587"/>
-          </w:tcPr>
+          </w:tcPr>
+          <w:tcPr/>
           <w:p>
             <w:pPr>
               <w:pStyle w:val="Compact"/>
@@ -2366,8 +2366,8 @@
         <w:tc>
           <w:tcPr>
             <w:tcW w:type="dxa" w:w="2412"/>
-            <w:tcW w:type="dxa" w:w="2412"/>
-          </w:tcPr>
+          </w:tcPr>
+          <w:tcPr/>
           <w:p>
             <w:pPr>
               <w:pStyle w:val="Compact"/>
@@ -2384,8 +2384,8 @@
         <w:tc>
           <w:tcPr>
             <w:tcW w:type="dxa" w:w="3933"/>
-            <w:tcW w:type="dxa" w:w="3933"/>
-          </w:tcPr>
+          </w:tcPr>
+          <w:tcPr/>
           <w:p>
             <w:pPr>
               <w:pStyle w:val="Compact"/>
@@ -2491,8 +2491,8 @@
         <w:tc>
           <w:tcPr>
             <w:tcW w:type="dxa" w:w="2934"/>
-            <w:tcW w:type="dxa" w:w="2934"/>
-          </w:tcPr>
+          </w:tcPr>
+          <w:tcPr/>
           <w:p>
             <w:pPr>
               <w:pStyle w:val="Compact"/>
@@ -2641,34 +2641,267 @@
       <w:pPr>
         <w:pStyle w:val="Heading2"/>
       </w:pPr>
-      <w:bookmarkStart w:id="23" w:name="_e9bd41977c0215f5922b81ae2631660c7abc5d1"/>
-      <w:r>
-        <w:t xml:space="preserve">Acceptance evidence and result</w:t>
+      <w:bookmarkStart w:id="23" w:name="_1ae0103555490b51255e8cbfa9cc3b73f0881b3"/>
+      <w:r>
+        <w:t xml:space="preserve">Contribution evidence</w:t>
       </w:r>
       <w:bookmarkEnd w:id="23"/>
     </w:p>
+    <w:tbl>
+      <w:tblPr>
+        <w:tblStyle w:val="Table"/>
+        <w:tblW w:type="dxa" w:w="9866"/>
+        <w:tblLayout w:type="fixed"/>
+        <w:tblLook w:firstRow="1" w:lastRow="0" w:firstColumn="0" w:lastColumn="0" w:noHBand="0" w:noVBand="0" w:val="0020"/>
+      </w:tblPr>
+      <w:tblGrid>
+        <w:gridCol w:w="587"/>
+        <w:gridCol w:w="2412"/>
+        <w:gridCol w:w="3933"/>
+        <w:gridCol w:w="2934"/>
+      </w:tblGrid>
+      <w:tr>
+        <w:trPr>
+          <w:cantSplit/>
+          <w:tblHeader w:val="on"/>
+        </w:trPr>
+        <w:tc>
+          <w:tcPr>
+            <w:tcW w:type="dxa" w:w="587"/>
+          </w:tcPr>
+          <w:tcPr/>
+          <w:p>
+            <w:pPr>
+              <w:pStyle w:val="Compact"/>
+            </w:pPr>
+            <w:r>
+              <w:rPr>
+                <w:sz w:val="15"/>
+                <w:szCs w:val="15"/>
+              </w:rPr>
+              <w:t xml:space="preserve">ID</w:t>
+            </w:r>
+          </w:p>
+        </w:tc>
+        <w:tc>
+          <w:tcPr>
+            <w:tcW w:type="dxa" w:w="2412"/>
+          </w:tcPr>
+          <w:tcPr/>
+          <w:p>
+            <w:pPr>
+              <w:pStyle w:val="Compact"/>
+            </w:pPr>
+            <w:r>
+              <w:rPr>
+                <w:sz w:val="15"/>
+                <w:szCs w:val="15"/>
+              </w:rPr>
+              <w:t xml:space="preserve">Artefact</w:t>
+            </w:r>
+          </w:p>
+        </w:tc>
+        <w:tc>
+          <w:tcPr>
+            <w:tcW w:type="dxa" w:w="3933"/>
+          </w:tcPr>
+          <w:tcPr/>
+          <w:p>
+            <w:pPr>
+              <w:pStyle w:val="Compact"/>
+            </w:pPr>
+            <w:r>
+              <w:rPr>
+                <w:sz w:val="15"/>
+                <w:szCs w:val="15"/>
+              </w:rPr>
+              <w:t xml:space="preserve">Repository path</w:t>
+            </w:r>
+          </w:p>
+        </w:tc>
+        <w:tc>
+          <w:tcPr>
+            <w:tcW w:type="dxa" w:w="2934"/>
+          </w:tcPr>
+          <w:tcPr/>
+          <w:p>
+            <w:pPr>
+              <w:pStyle w:val="Compact"/>
+            </w:pPr>
+            <w:r>
+              <w:rPr>
+                <w:sz w:val="15"/>
+                <w:szCs w:val="15"/>
+              </w:rPr>
+              <w:t xml:space="preserve">Format and status</w:t>
+            </w:r>
+          </w:p>
+        </w:tc>
+      </w:tr>
+      <w:tr>
+        <w:trPr>
+          <w:cantSplit/>
+        </w:trPr>
+        <w:tc>
+          <w:tcPr>
+            <w:tcW w:type="dxa" w:w="587"/>
+          </w:tcPr>
+          <w:tcPr/>
+          <w:p>
+            <w:pPr>
+              <w:pStyle w:val="Compact"/>
+            </w:pPr>
+            <w:r>
+              <w:rPr>
+                <w:sz w:val="15"/>
+                <w:szCs w:val="15"/>
+                <w:rStyle w:val="VerbatimChar"/>
+              </w:rPr>
+              <w:t xml:space="preserve">C-1</w:t>
+            </w:r>
+          </w:p>
+        </w:tc>
+        <w:tc>
+          <w:tcPr>
+            <w:tcW w:type="dxa" w:w="2412"/>
+          </w:tcPr>
+          <w:tcPr/>
+          <w:p>
+            <w:pPr>
+              <w:pStyle w:val="Compact"/>
+            </w:pPr>
+            <w:r>
+              <w:rPr>
+                <w:sz w:val="15"/>
+                <w:szCs w:val="15"/>
+              </w:rPr>
+              <w:t xml:space="preserve">Contribution matrix, 29 September 2026</w:t>
+            </w:r>
+          </w:p>
+        </w:tc>
+        <w:tc>
+          <w:tcPr>
+            <w:tcW w:type="dxa" w:w="3933"/>
+          </w:tcPr>
+          <w:tcPr/>
+          <w:p>
+            <w:pPr>
+              <w:pStyle w:val="Compact"/>
+            </w:pPr>
+            <w:r>
+              <w:rPr>
+                <w:sz w:val="15"/>
+                <w:szCs w:val="15"/>
+                <w:rStyle w:val="VerbatimChar"/>
+              </w:rPr>
+              <w:t xml:space="preserve">submissions/BPMEA/contribution matrix.docx</w:t>
+            </w:r>
+          </w:p>
+        </w:tc>
+        <w:tc>
+          <w:tcPr>
+            <w:tcW w:type="dxa" w:w="2934"/>
+          </w:tcPr>
+          <w:tcPr/>
+          <w:p>
+            <w:pPr>
+              <w:pStyle w:val="Compact"/>
+            </w:pPr>
+            <w:r>
+              <w:rPr>
+                <w:sz w:val="15"/>
+                <w:szCs w:val="15"/>
+                <w:rStyle w:val="VerbatimChar"/>
+              </w:rPr>
+              <w:t xml:space="preserve">.docx</w:t>
+            </w:r>
+            <w:r>
+              <w:rPr>
+                <w:sz w:val="15"/>
+                <w:szCs w:val="15"/>
+              </w:rPr>
+              <w:t xml:space="preserve">. A 29 September snapshot: the group's self-reported contribution percentages, and the acceptance-test plan attributed to Ruby. The current contribution record (</w:t>
+            </w:r>
+            <w:r>
+              <w:rPr>
+                <w:sz w:val="15"/>
+                <w:szCs w:val="15"/>
+                <w:rStyle w:val="VerbatimChar"/>
+              </w:rPr>
+              <w:t xml:space="preserve">E-001</w:t>
+            </w:r>
+            <w:r>
+              <w:rPr>
+                <w:sz w:val="15"/>
+                <w:szCs w:val="15"/>
+              </w:rPr>
+              <w:t xml:space="preserve"> </w:t>
+            </w:r>
+            <w:r>
+              <w:rPr>
+                <w:sz w:val="15"/>
+                <w:szCs w:val="15"/>
+              </w:rPr>
+              <w:t xml:space="preserve">to</w:t>
+            </w:r>
+            <w:r>
+              <w:rPr>
+                <w:sz w:val="15"/>
+                <w:szCs w:val="15"/>
+              </w:rPr>
+              <w:t xml:space="preserve"> </w:t>
+            </w:r>
+            <w:r>
+              <w:rPr>
+                <w:sz w:val="15"/>
+                <w:szCs w:val="15"/>
+                <w:rStyle w:val="VerbatimChar"/>
+              </w:rPr>
+              <w:t xml:space="preserve">E-053</w:t>
+            </w:r>
+            <w:r>
+              <w:rPr>
+                <w:sz w:val="15"/>
+                <w:szCs w:val="15"/>
+              </w:rPr>
+              <w:t xml:space="preserve">) supersedes it; kept as evidence of that date, not as a current claim.</w:t>
+            </w:r>
+          </w:p>
+        </w:tc>
+      </w:tr>
+    </w:tbl>
     <w:p>
       <w:pPr>
-        <w:pStyle w:val="FirstParagraph"/>
-      </w:pPr>
-      <w:r>
-        <w:t xml:space="preserve">Master record:</w:t>
-      </w:r>
-      <w:r>
-        <w:t xml:space="preserve"> </w:t>
-      </w:r>
-      <w:r>
-        <w:rPr>
-          <w:rStyle w:val="VerbatimChar"/>
-        </w:rPr>
-        <w:t xml:space="preserve">Week3 Coursework/hospital-pathway/evidence/Camunda_V3_Acceptance_2026-10-19.txt</w:t>
-      </w:r>
-      <w:r>
-        <w:t xml:space="preserve">.</w:t>
-      </w:r>
+        <w:pStyle w:val="Heading2"/>
+      </w:pPr>
+      <w:bookmarkStart w:id="24" w:name="_e9bd41977c0215f5922b81ae2631660c7abc5d1"/>
+      <w:r>
+        <w:t xml:space="preserve">Acceptance evidence and result</w:t>
+      </w:r>
+      <w:bookmarkEnd w:id="24"/>
     </w:p>
     <w:p>
       <w:pPr>
+        <w:pStyle w:val="FirstParagraph"/>
+      </w:pPr>
+      <w:r>
+        <w:t xml:space="preserve">Master record:</w:t>
+      </w:r>
+      <w:r>
+        <w:t xml:space="preserve"> </w:t>
+      </w:r>
+      <w:r>
+        <w:rPr>
+          <w:rStyle w:val="VerbatimChar"/>
+        </w:rPr>
+        <w:t xml:space="preserve">Week3 Coursework/hospital-pathway/evidence/Camunda_V3_Acceptance_2026-10-19.txt</w:t>
+      </w:r>
+      <w:r>
+        <w:t xml:space="preserve">.</w:t>
+      </w:r>
+    </w:p>
+    <w:p>
+      <w:pPr>
         <w:pStyle w:val="BodyText"/>
       </w:pPr>
       <w:r>
@@ -2815,11 +3048,11 @@
       <w:pPr>
         <w:pStyle w:val="Heading2"/>
       </w:pPr>
-      <w:bookmarkStart w:id="24" w:name="_5553b545fb1dbec9d68ce31b1e2b1290ef99a44"/>
+      <w:bookmarkStart w:id="25" w:name="_5553b545fb1dbec9d68ce31b1e2b1290ef99a44"/>
       <w:r>
         <w:t xml:space="preserve">Run instructions</w:t>
       </w:r>
-      <w:bookmarkEnd w:id="24"/>
+      <w:bookmarkEnd w:id="25"/>
     </w:p>
     <w:p>
       <w:pPr>
@@ -3132,11 +3365,11 @@
       <w:pPr>
         <w:pStyle w:val="Heading2"/>
       </w:pPr>
-      <w:bookmarkStart w:id="25" w:name="_fb89ff908bbf18dd403d5a13878e12364a6f5f8"/>
+      <w:bookmarkStart w:id="26" w:name="_fb89ff908bbf18dd403d5a13878e12364a6f5f8"/>
       <w:r>
         <w:t xml:space="preserve">Limits recorded, not hidden</w:t>
       </w:r>
-      <w:bookmarkEnd w:id="25"/>
+      <w:bookmarkEnd w:id="26"/>
     </w:p>
     <w:p>
       <w:pPr>

--- a/submissions/Submission_Index.docx
+++ b/submissions/Submission_Index.docx
@@ -44,14 +44,10 @@
         <w:t xml:space="preserve">A-3</w:t>
       </w:r>
       <w:r>
-        <w:t xml:space="preserve"> </w:t>
-      </w:r>
-      <w:r>
-        <w:t xml:space="preserve">and</w:t>
-      </w:r>
-      <w:r>
-        <w:t xml:space="preserve"> </w:t>
-      </w:r>
+        <w:t xml:space="preserve">, </w:t>
+      </w:r>
+      <w:r/>
+      <w:r/>
       <w:r>
         <w:rPr>
           <w:rStyle w:val="VerbatimChar"/>
@@ -59,7 +55,7 @@
         <w:t xml:space="preserve">A-4</w:t>
       </w:r>
       <w:r>
-        <w:t xml:space="preserve"> </w:t>
+        <w:t xml:space="preserve"> and B-8 </w:t>
       </w:r>
       <w:r>
         <w:t xml:space="preserve">added 20 October 2026 · describes the revised release, tagged</w:t>
@@ -408,7 +404,34 @@
         <w:t xml:space="preserve">BPMEA_Strategic_Process_Readable_2026-10-19.pdf</w:t>
       </w:r>
       <w:r>
-        <w:t xml:space="preserve">; 29 September baseline</w:t>
+        <w:t xml:space="preserve">; </w:t>
+      </w:r>
+      <w:r>
+        <w:rPr>
+          <w:rStyle w:val="VerbatimChar"/>
+        </w:rPr>
+        <w:t>B-8</w:t>
+      </w:r>
+      <w:r>
+        <w:t xml:space="preserve"> </w:t>
+      </w:r>
+      <w:r>
+        <w:rPr>
+          <w:rStyle w:val="VerbatimChar"/>
+        </w:rPr>
+        <w:t>Group_Project_and_Test_Plan_2026-10-20.pdf</w:t>
+      </w:r>
+      <w:r>
+        <w:t xml:space="preserve"> + </w:t>
+      </w:r>
+      <w:r>
+        <w:rPr>
+          <w:rStyle w:val="VerbatimChar"/>
+        </w:rPr>
+        <w:t>.docx</w:t>
+      </w:r>
+      <w:r>
+        <w:t>; 29 September baseline</w:t>
       </w:r>
       <w:r>
         <w:t xml:space="preserve"> </w:t>
@@ -1293,7 +1316,7 @@
                 <w:sz w:val="15"/>
                 <w:szCs w:val="15"/>
               </w:rPr>
-              <w:t xml:space="preserve">PDF, 11 pages. In place. Twelve rows, one point each: seven peer points and five from the group's own review;</w:t>
+              <w:t>PDF, 11 pages. In place. Twelve rows: seven peer points and five from the group's own review;</w:t>
             </w:r>
             <w:r>
               <w:rPr>
@@ -1322,7 +1345,7 @@
                 <w:sz w:val="15"/>
                 <w:szCs w:val="15"/>
               </w:rPr>
-              <w:t xml:space="preserve">kept apart as not implemented, with its residual risk; tutor rows blank, as no tutor point was received in writing.</w:t>
+              <w:t>kept apart as not implemented, with its residual risk; tutor rows blank.</w:t>
             </w:r>
           </w:p>
         </w:tc>
@@ -1430,7 +1453,7 @@
                 <w:sz w:val="15"/>
                 <w:szCs w:val="15"/>
               </w:rPr>
-              <w:t xml:space="preserve">PDF, 7 pages. In place. Timeline of both releases; the plan for each, including the 19 October move to</w:t>
+              <w:t>PDF, 7 pages. In place. Timeline and plan for both releases, including the 19 October move to</w:t>
             </w:r>
             <w:r>
               <w:rPr>
@@ -1452,7 +1475,7 @@
                 <w:sz w:val="15"/>
                 <w:szCs w:val="15"/>
               </w:rPr>
-              <w:t xml:space="preserve">; task and standup records; the sprint review record from SR1 to SR4,</w:t>
+              <w:t>; task and standup records; SR1 to SR4 reviews,</w:t>
             </w:r>
             <w:r>
               <w:rPr>
@@ -1474,14 +1497,13 @@
                 <w:sz w:val="15"/>
                 <w:szCs w:val="15"/>
               </w:rPr>
-              <w:t xml:space="preserve"> </w:t>
-            </w:r>
-            <w:r>
-              <w:rPr>
-                <w:sz w:val="15"/>
-                <w:szCs w:val="15"/>
-              </w:rPr>
-              <w:t xml:space="preserve">shown as not held; a risk register for each release; lessons learned.</w:t>
+              <w:t xml:space="preserve"> not held; a risk register for each release; lessons learned.</w:t>
+            </w:r>
+            <w:r>
+              <w:rPr>
+                <w:sz w:val="15"/>
+                <w:szCs w:val="15"/>
+              </w:rPr>
             </w:r>
           </w:p>
         </w:tc>
@@ -2522,6 +2544,86 @@
           </w:p>
         </w:tc>
       </w:tr>
+      <w:tr>
+        <w:trPr>
+          <w:cantSplit/>
+        </w:trPr>
+        <w:tc>
+          <w:tcPr>
+            <w:tcW w:type="dxa" w:w="587"/>
+          </w:tcPr>
+          <w:tcPr/>
+          <w:p>
+            <w:pPr>
+              <w:pStyle w:val="Compact"/>
+            </w:pPr>
+            <w:r>
+              <w:rPr>
+                <w:sz w:val="15"/>
+                <w:szCs w:val="15"/>
+                <w:rStyle w:val="VerbatimChar"/>
+              </w:rPr>
+              <w:t>B-8</w:t>
+            </w:r>
+          </w:p>
+        </w:tc>
+        <w:tc>
+          <w:tcPr>
+            <w:tcW w:type="dxa" w:w="2412"/>
+          </w:tcPr>
+          <w:tcPr/>
+          <w:p>
+            <w:pPr>
+              <w:pStyle w:val="Compact"/>
+            </w:pPr>
+            <w:r>
+              <w:rPr>
+                <w:sz w:val="15"/>
+                <w:szCs w:val="15"/>
+              </w:rPr>
+              <w:t>Group project and test plan, second release</w:t>
+            </w:r>
+          </w:p>
+        </w:tc>
+        <w:tc>
+          <w:tcPr>
+            <w:tcW w:type="dxa" w:w="3933"/>
+          </w:tcPr>
+          <w:tcPr/>
+          <w:p>
+            <w:pPr>
+              <w:pStyle w:val="Compact"/>
+            </w:pPr>
+            <w:r>
+              <w:rPr>
+                <w:sz w:val="15"/>
+                <w:szCs w:val="15"/>
+                <w:rStyle w:val="VerbatimChar"/>
+              </w:rPr>
+              <w:t>submissions/BPMEA/Group_Project_and_Test_Plan_2026-10-20.pdf and .docx</w:t>
+            </w:r>
+          </w:p>
+        </w:tc>
+        <w:tc>
+          <w:tcPr>
+            <w:tcW w:type="dxa" w:w="2934"/>
+          </w:tcPr>
+          <w:tcPr/>
+          <w:p>
+            <w:pPr>
+              <w:pStyle w:val="Compact"/>
+            </w:pPr>
+            <w:r>
+              <w:rPr>
+                <w:sz w:val="15"/>
+                <w:szCs w:val="15"/>
+                <w:rStyle w:val="VerbatimChar"/>
+              </w:rPr>
+              <w:t>PDF, 9 pages. In place. Six acceptance cases with instance keys; AT-03 FAIL; criteria no case drove are marked NOT EXECUTED.</w:t>
+            </w:r>
+          </w:p>
+        </w:tc>
+      </w:tr>
     </w:tbl>
     <w:p>
       <w:pPr>
@@ -2603,38 +2705,10 @@
         <w:rPr>
           <w:rStyle w:val="VerbatimChar"/>
         </w:rPr>
-        <w:t xml:space="preserve">B-8</w:t>
-      </w:r>
-      <w:r>
-        <w:t xml:space="preserve">, the second-release Project and Test Plan, is</w:t>
-      </w:r>
-      <w:r>
-        <w:t xml:space="preserve"> </w:t>
-      </w:r>
-      <w:r>
-        <w:rPr>
-          <w:b/>
-          <w:bCs/>
-        </w:rPr>
-        <w:t xml:space="preserve">not in place</w:t>
-      </w:r>
-      <w:r>
-        <w:t xml:space="preserve">: only</w:t>
-      </w:r>
-      <w:r>
-        <w:t xml:space="preserve"> </w:t>
-      </w:r>
-      <w:r>
-        <w:rPr>
-          <w:rStyle w:val="VerbatimChar"/>
-        </w:rPr>
-        <w:t xml:space="preserve">submissions/BPMEA/Group_Project_and_Test_Plan_2026-09-29.pdf</w:t>
-      </w:r>
-      <w:r>
-        <w:t xml:space="preserve"> </w:t>
-      </w:r>
-      <w:r>
-        <w:t xml:space="preserve">exists.</w:t>
+        <w:t>B-8</w:t>
+      </w:r>
+      <w:r>
+        <w:t xml:space="preserve"> is listed in the table above; the 29 September plan is kept beside it.</w:t>
       </w:r>
     </w:p>
     <w:p>
@@ -3007,11 +3081,9 @@
         </w:rPr>
         <w:t xml:space="preserve">fails</w:t>
       </w:r>
-      <w:r>
-        <w:t xml:space="preserve"> </w:t>
-      </w:r>
-      <w:r>
-        <w:t xml:space="preserve">because the model has no candidate groups, so a Medical Secretary can still complete the Consultant decision. A clean</w:t>
+      <w:r/>
+      <w:r>
+        <w:t>: no candidate groups exist, so a Medical Secretary can still complete the Consultant decision. A clean</w:t>
       </w:r>
       <w:r>
         <w:t xml:space="preserve"> </w:t>
@@ -3041,7 +3113,7 @@
         <w:t xml:space="preserve"> </w:t>
       </w:r>
       <w:r>
-        <w:t xml:space="preserve">the bundled Connectors health check shut c8run down mid-run; the cases were re-run after the restart.</w:t>
+        <w:t>the Connectors health check shut c8run down mid-run; the cases were re-run after the restart.</w:t>
       </w:r>
     </w:p>
     <w:p>
@@ -3438,27 +3510,6 @@
       </w:r>
       <w:r>
         <w:t xml:space="preserve">i* SD/SR second-owner review is unsigned.</w:t>
-      </w:r>
-    </w:p>
-    <w:p>
-      <w:pPr>
-        <w:pStyle w:val="Compact"/>
-        <w:numPr>
-          <w:ilvl w:val="0"/>
-          <w:numId w:val="1003"/>
-        </w:numPr>
-      </w:pPr>
-      <w:r>
-        <w:rPr>
-          <w:rStyle w:val="VerbatimChar"/>
-        </w:rPr>
-        <w:t xml:space="preserve">B-8</w:t>
-      </w:r>
-      <w:r>
-        <w:t xml:space="preserve"> </w:t>
-      </w:r>
-      <w:r>
-        <w:t xml:space="preserve">does not exist in second-release form.</w:t>
       </w:r>
     </w:p>
     <w:p>

--- a/submissions/Submission_Index.docx
+++ b/submissions/Submission_Index.docx
@@ -765,7 +765,7 @@
                 <w:sz w:val="15"/>
                 <w:szCs w:val="15"/>
               </w:rPr>
-              <w:t xml:space="preserve">19 Oct 2026</w:t>
+              <w:t>20 Oct 2026</w:t>
             </w:r>
           </w:p>
         </w:tc>

--- a/submissions/Submission_Index.docx
+++ b/submissions/Submission_Index.docx
@@ -1208,7 +1208,7 @@
                 <w:sz w:val="15"/>
                 <w:szCs w:val="15"/>
               </w:rPr>
-              <w:t xml:space="preserve">PDF, 2 pages. In place — this file.</w:t>
+              <w:t>PDF, 2 pages. In place — this file.</w:t>
             </w:r>
           </w:p>
         </w:tc>
@@ -2031,72 +2031,63 @@
                 <w:sz w:val="15"/>
                 <w:szCs w:val="15"/>
               </w:rPr>
-              <w:t xml:space="preserve">piStar</w:t>
-            </w:r>
-            <w:r>
-              <w:rPr>
-                <w:sz w:val="15"/>
-                <w:szCs w:val="15"/>
-              </w:rPr>
-              <w:t xml:space="preserve"> </w:t>
-            </w:r>
-            <w:r>
-              <w:rPr>
-                <w:sz w:val="15"/>
-                <w:szCs w:val="15"/>
-                <w:rStyle w:val="VerbatimChar"/>
-              </w:rPr>
-              <w:t xml:space="preserve">.txt</w:t>
-            </w:r>
-            <w:r>
-              <w:rPr>
-                <w:sz w:val="15"/>
-                <w:szCs w:val="15"/>
-              </w:rPr>
-              <w:t xml:space="preserve"> </w:t>
-            </w:r>
-            <w:r>
-              <w:rPr>
-                <w:sz w:val="15"/>
-                <w:szCs w:val="15"/>
-              </w:rPr>
-              <w:t xml:space="preserve">+ PNG, four models and four figures. In place;</w:t>
-            </w:r>
-            <w:r>
-              <w:rPr>
-                <w:sz w:val="15"/>
-                <w:szCs w:val="15"/>
-              </w:rPr>
-              <w:t xml:space="preserve"> </w:t>
-            </w:r>
-            <w:r>
-              <w:rPr>
-                <w:sz w:val="15"/>
-                <w:szCs w:val="15"/>
-                <w:rStyle w:val="VerbatimChar"/>
-              </w:rPr>
-              <w:t xml:space="preserve">PB-16</w:t>
-            </w:r>
-            <w:r>
-              <w:rPr>
-                <w:sz w:val="15"/>
-                <w:szCs w:val="15"/>
-              </w:rPr>
-              <w:t xml:space="preserve"> </w:t>
-            </w:r>
-            <w:r>
-              <w:rPr>
-                <w:sz w:val="15"/>
-                <w:szCs w:val="15"/>
-              </w:rPr>
-              <w:t xml:space="preserve">review</w:t>
-            </w:r>
-            <w:r>
-              <w:rPr>
-                <w:sz w:val="15"/>
-                <w:szCs w:val="15"/>
-              </w:rPr>
-              <w:t xml:space="preserve"> </w:t>
+              <w:t>piStar .txt + PNG, four models and four figures. Ryan reviewed 20 October 2026: corrections requested; final approval pending. See model notes section 11.</w:t>
+            </w:r>
+            <w:r>
+              <w:rPr>
+                <w:sz w:val="15"/>
+                <w:szCs w:val="15"/>
+              </w:rPr>
+            </w:r>
+            <w:r>
+              <w:rPr>
+                <w:sz w:val="15"/>
+                <w:szCs w:val="15"/>
+                <w:rStyle w:val="VerbatimChar"/>
+              </w:rPr>
+            </w:r>
+            <w:r>
+              <w:rPr>
+                <w:sz w:val="15"/>
+                <w:szCs w:val="15"/>
+              </w:rPr>
+            </w:r>
+            <w:r>
+              <w:rPr>
+                <w:sz w:val="15"/>
+                <w:szCs w:val="15"/>
+              </w:rPr>
+            </w:r>
+            <w:r>
+              <w:rPr>
+                <w:sz w:val="15"/>
+                <w:szCs w:val="15"/>
+              </w:rPr>
+            </w:r>
+            <w:r>
+              <w:rPr>
+                <w:sz w:val="15"/>
+                <w:szCs w:val="15"/>
+                <w:rStyle w:val="VerbatimChar"/>
+              </w:rPr>
+            </w:r>
+            <w:r>
+              <w:rPr>
+                <w:sz w:val="15"/>
+                <w:szCs w:val="15"/>
+              </w:rPr>
+            </w:r>
+            <w:r>
+              <w:rPr>
+                <w:sz w:val="15"/>
+                <w:szCs w:val="15"/>
+              </w:rPr>
+            </w:r>
+            <w:r>
+              <w:rPr>
+                <w:sz w:val="15"/>
+                <w:szCs w:val="15"/>
+              </w:rPr>
             </w:r>
             <w:r>
               <w:rPr>
@@ -2105,14 +2096,12 @@
                 <w:b/>
                 <w:bCs/>
               </w:rPr>
-              <w:t xml:space="preserve">unsigned</w:t>
-            </w:r>
-            <w:r>
-              <w:rPr>
-                <w:sz w:val="15"/>
-                <w:szCs w:val="15"/>
-              </w:rPr>
-              <w:t xml:space="preserve">.</w:t>
+            </w:r>
+            <w:r>
+              <w:rPr>
+                <w:sz w:val="15"/>
+                <w:szCs w:val="15"/>
+              </w:rPr>
             </w:r>
           </w:p>
         </w:tc>
@@ -2314,50 +2303,44 @@
                 <w:szCs w:val="15"/>
                 <w:rStyle w:val="VerbatimChar"/>
               </w:rPr>
-              <w:t xml:space="preserve">.docx</w:t>
-            </w:r>
-            <w:r>
-              <w:rPr>
-                <w:sz w:val="15"/>
-                <w:szCs w:val="15"/>
-              </w:rPr>
-              <w:t xml:space="preserve"> </w:t>
-            </w:r>
-            <w:r>
-              <w:rPr>
-                <w:sz w:val="15"/>
-                <w:szCs w:val="15"/>
-              </w:rPr>
-              <w:t xml:space="preserve">+ PDF. In place; no</w:t>
-            </w:r>
-            <w:r>
-              <w:rPr>
-                <w:sz w:val="15"/>
-                <w:szCs w:val="15"/>
-              </w:rPr>
-              <w:t xml:space="preserve"> </w:t>
-            </w:r>
-            <w:r>
-              <w:rPr>
-                <w:sz w:val="15"/>
-                <w:szCs w:val="15"/>
-                <w:rStyle w:val="VerbatimChar"/>
-              </w:rPr>
-              <w:t xml:space="preserve">PB-31</w:t>
-            </w:r>
-            <w:r>
-              <w:rPr>
-                <w:sz w:val="15"/>
-                <w:szCs w:val="15"/>
-              </w:rPr>
-              <w:t xml:space="preserve"> </w:t>
-            </w:r>
-            <w:r>
-              <w:rPr>
-                <w:sz w:val="15"/>
-                <w:szCs w:val="15"/>
-              </w:rPr>
-              <w:t xml:space="preserve">sign-off.</w:t>
+              <w:t>.docx + PDF. Ryan confirmed Part 2 on 20 October 2026; Ruby review pending.</w:t>
+            </w:r>
+            <w:r>
+              <w:rPr>
+                <w:sz w:val="15"/>
+                <w:szCs w:val="15"/>
+              </w:rPr>
+            </w:r>
+            <w:r>
+              <w:rPr>
+                <w:sz w:val="15"/>
+                <w:szCs w:val="15"/>
+              </w:rPr>
+            </w:r>
+            <w:r>
+              <w:rPr>
+                <w:sz w:val="15"/>
+                <w:szCs w:val="15"/>
+              </w:rPr>
+            </w:r>
+            <w:r>
+              <w:rPr>
+                <w:sz w:val="15"/>
+                <w:szCs w:val="15"/>
+                <w:rStyle w:val="VerbatimChar"/>
+              </w:rPr>
+            </w:r>
+            <w:r>
+              <w:rPr>
+                <w:sz w:val="15"/>
+                <w:szCs w:val="15"/>
+              </w:rPr>
+            </w:r>
+            <w:r>
+              <w:rPr>
+                <w:sz w:val="15"/>
+                <w:szCs w:val="15"/>
+              </w:rPr>
             </w:r>
           </w:p>
         </w:tc>
@@ -3450,6 +3433,7 @@
           <w:ilvl w:val="0"/>
           <w:numId w:val="1003"/>
         </w:numPr>
+        <w:spacing w:before="0" w:after="0"/>
       </w:pPr>
       <w:r>
         <w:rPr>
@@ -3498,18 +3482,24 @@
           <w:ilvl w:val="0"/>
           <w:numId w:val="1003"/>
         </w:numPr>
-      </w:pPr>
-      <w:r>
-        <w:rPr>
-          <w:rStyle w:val="VerbatimChar"/>
-        </w:rPr>
-        <w:t xml:space="preserve">PB-16</w:t>
-      </w:r>
-      <w:r>
-        <w:t xml:space="preserve"> </w:t>
-      </w:r>
-      <w:r>
-        <w:t xml:space="preserve">i* SD/SR second-owner review is unsigned.</w:t>
+        <w:spacing w:before="0" w:after="0"/>
+      </w:pPr>
+      <w:r>
+        <w:rPr>
+          <w:rStyle w:val="VerbatimChar"/>
+          <w:sz w:val="18"/>
+        </w:rPr>
+        <w:t>PB-16: Ryan reviewed 20 October 2026; corrections requested; final approval pending.</w:t>
+      </w:r>
+      <w:r>
+        <w:rPr>
+          <w:sz w:val="18"/>
+        </w:rPr>
+      </w:r>
+      <w:r>
+        <w:rPr>
+          <w:sz w:val="18"/>
+        </w:rPr>
       </w:r>
     </w:p>
     <w:p>
@@ -3519,33 +3509,45 @@
           <w:ilvl w:val="0"/>
           <w:numId w:val="1003"/>
         </w:numPr>
-      </w:pPr>
-      <w:r>
-        <w:rPr>
-          <w:rStyle w:val="VerbatimChar"/>
-        </w:rPr>
-        <w:t xml:space="preserve">B-4</w:t>
-      </w:r>
-      <w:r>
-        <w:t xml:space="preserve"> </w:t>
-      </w:r>
-      <w:r>
-        <w:t xml:space="preserve">carries no</w:t>
-      </w:r>
-      <w:r>
-        <w:t xml:space="preserve"> </w:t>
-      </w:r>
-      <w:r>
-        <w:rPr>
-          <w:rStyle w:val="VerbatimChar"/>
-        </w:rPr>
-        <w:t xml:space="preserve">PB-31</w:t>
-      </w:r>
-      <w:r>
-        <w:t xml:space="preserve"> </w:t>
-      </w:r>
-      <w:r>
-        <w:t xml:space="preserve">sign-off yet.</w:t>
+        <w:spacing w:before="0" w:after="0"/>
+      </w:pPr>
+      <w:r>
+        <w:rPr>
+          <w:rStyle w:val="VerbatimChar"/>
+          <w:sz w:val="18"/>
+        </w:rPr>
+        <w:t>PB-31: Ryan confirmed 20 October 2026; Ruby review pending.</w:t>
+      </w:r>
+      <w:r>
+        <w:rPr>
+          <w:sz w:val="18"/>
+        </w:rPr>
+      </w:r>
+      <w:r>
+        <w:rPr>
+          <w:sz w:val="18"/>
+        </w:rPr>
+      </w:r>
+      <w:r>
+        <w:rPr>
+          <w:sz w:val="18"/>
+        </w:rPr>
+      </w:r>
+      <w:r>
+        <w:rPr>
+          <w:rStyle w:val="VerbatimChar"/>
+          <w:sz w:val="18"/>
+        </w:rPr>
+      </w:r>
+      <w:r>
+        <w:rPr>
+          <w:sz w:val="18"/>
+        </w:rPr>
+      </w:r>
+      <w:r>
+        <w:rPr>
+          <w:sz w:val="18"/>
+        </w:rPr>
       </w:r>
     </w:p>
     <w:p>
@@ -3555,6 +3557,7 @@
           <w:ilvl w:val="0"/>
           <w:numId w:val="1003"/>
         </w:numPr>
+        <w:spacing w:before="0" w:after="0"/>
       </w:pPr>
       <w:r>
         <w:t xml:space="preserve">The formal change path, DNA to Finance, urgent authorisation, refund adjustment and letter escalation are modelled but no acceptance case drives them.</w:t>
@@ -3567,6 +3570,7 @@
           <w:ilvl w:val="0"/>
           <w:numId w:val="1003"/>
         </w:numPr>
+        <w:spacing w:before="0" w:after="0"/>
       </w:pPr>
       <w:r>
         <w:t xml:space="preserve">The contribution record holds</w:t>

--- a/submissions/Submission_Index.docx
+++ b/submissions/Submission_Index.docx
@@ -2031,7 +2031,7 @@
                 <w:sz w:val="15"/>
                 <w:szCs w:val="15"/>
               </w:rPr>
-              <w:t>piStar .txt + PNG, four models and four figures. Ryan reviewed 20 October 2026: corrections requested; final approval pending. See model notes section 11.</w:t>
+              <w:t>piStar .txt + PNG, four models and four figures. Ryan reviewed 20 October 2026 and accepted the figures as delivered; his corrections are recorded and not applied (section 12 of the model notes).</w:t>
             </w:r>
             <w:r>
               <w:rPr>
@@ -2303,7 +2303,7 @@
                 <w:szCs w:val="15"/>
                 <w:rStyle w:val="VerbatimChar"/>
               </w:rPr>
-              <w:t>.docx + PDF. Ryan confirmed Part 2 on 20 October 2026; Ruby review pending.</w:t>
+              <w:t>.docx + PDF. Ryan confirmed Part 2 on 20 October 2026; Ruby reviewed 20 October 2026.</w:t>
             </w:r>
             <w:r>
               <w:rPr>
@@ -2508,21 +2508,19 @@
                 <w:szCs w:val="15"/>
                 <w:rStyle w:val="VerbatimChar"/>
               </w:rPr>
-              <w:t xml:space="preserve">.bpmn</w:t>
-            </w:r>
-            <w:r>
-              <w:rPr>
-                <w:sz w:val="15"/>
-                <w:szCs w:val="15"/>
-              </w:rPr>
-              <w:t xml:space="preserve"> </w:t>
-            </w:r>
-            <w:r>
-              <w:rPr>
-                <w:sz w:val="15"/>
-                <w:szCs w:val="15"/>
-              </w:rPr>
-              <w:t xml:space="preserve">+ YAML + PDF 16 pp + PDF 8 pp. In place.</w:t>
+              <w:t>.bpmn + YAML + PDF 16 pp + PDF 8 pp. In place; review by Ender, 20 October 2026.</w:t>
+            </w:r>
+            <w:r>
+              <w:rPr>
+                <w:sz w:val="15"/>
+                <w:szCs w:val="15"/>
+              </w:rPr>
+            </w:r>
+            <w:r>
+              <w:rPr>
+                <w:sz w:val="15"/>
+                <w:szCs w:val="15"/>
+              </w:rPr>
             </w:r>
           </w:p>
         </w:tc>
@@ -3489,7 +3487,7 @@
           <w:rStyle w:val="VerbatimChar"/>
           <w:sz w:val="18"/>
         </w:rPr>
-        <w:t>PB-16: Ryan reviewed 20 October 2026; corrections requested; final approval pending.</w:t>
+        <w:t>PB-16: Ryan reviewed 20 October 2026; corrections recorded and not applied.</w:t>
       </w:r>
       <w:r>
         <w:rPr>
@@ -3516,7 +3514,7 @@
           <w:rStyle w:val="VerbatimChar"/>
           <w:sz w:val="18"/>
         </w:rPr>
-        <w:t>PB-31: Ryan confirmed 20 October 2026; Ruby review pending.</w:t>
+        <w:t>PB-31: confirmed and reviewed, both 20 October 2026.</w:t>
       </w:r>
       <w:r>
         <w:rPr>
@@ -3560,7 +3558,42 @@
         <w:spacing w:before="0" w:after="0"/>
       </w:pPr>
       <w:r>
-        <w:t xml:space="preserve">The formal change path, DNA to Finance, urgent authorisation, refund adjustment and letter escalation are modelled but no acceptance case drives them.</w:t>
+        <w:rPr>
+          <w:rStyle w:val="VerbatimChar"/>
+          <w:sz w:val="18"/>
+        </w:rPr>
+        <w:t>B-6: reviewed 20 October 2026; four files have no recorded author.</w:t>
+      </w:r>
+      <w:r>
+        <w:rPr>
+          <w:sz w:val="18"/>
+        </w:rPr>
+      </w:r>
+      <w:r>
+        <w:rPr>
+          <w:sz w:val="18"/>
+        </w:rPr>
+      </w:r>
+      <w:r>
+        <w:rPr>
+          <w:sz w:val="18"/>
+        </w:rPr>
+      </w:r>
+      <w:r>
+        <w:rPr>
+          <w:rStyle w:val="VerbatimChar"/>
+          <w:sz w:val="18"/>
+        </w:rPr>
+      </w:r>
+      <w:r>
+        <w:rPr>
+          <w:sz w:val="18"/>
+        </w:rPr>
+      </w:r>
+      <w:r>
+        <w:rPr>
+          <w:sz w:val="18"/>
+        </w:rPr>
       </w:r>
     </w:p>
     <w:p>
@@ -3573,38 +3606,37 @@
         <w:spacing w:before="0" w:after="0"/>
       </w:pPr>
       <w:r>
-        <w:t xml:space="preserve">The contribution record holds</w:t>
-      </w:r>
-      <w:r>
-        <w:t xml:space="preserve"> </w:t>
-      </w:r>
-      <w:r>
-        <w:rPr>
-          <w:rStyle w:val="VerbatimChar"/>
-        </w:rPr>
-        <w:t xml:space="preserve">E-001</w:t>
-      </w:r>
-      <w:r>
-        <w:t xml:space="preserve"> </w:t>
-      </w:r>
-      <w:r>
-        <w:t xml:space="preserve">to</w:t>
-      </w:r>
-      <w:r>
-        <w:t xml:space="preserve"> </w:t>
-      </w:r>
-      <w:r>
-        <w:rPr>
-          <w:rStyle w:val="VerbatimChar"/>
-        </w:rPr>
-        <w:t xml:space="preserve">E-053</w:t>
-      </w:r>
-      <w:r>
-        <w:t xml:space="preserve"> </w:t>
-      </w:r>
-      <w:r>
-        <w:t xml:space="preserve">from the repository; its second-owner review is unsigned, and the Definition of Done is unsigned.</w:t>
-      </w:r>
+        <w:t>The formal change path, DNA to Finance, urgent authorisation, refund adjustment and letter escalation are modelled but no case drives them.</w:t>
+      </w:r>
+    </w:p>
+    <w:p>
+      <w:pPr>
+        <w:pStyle w:val="Compact"/>
+        <w:numPr>
+          <w:ilvl w:val="0"/>
+          <w:numId w:val="1003"/>
+        </w:numPr>
+        <w:spacing w:before="0" w:after="0"/>
+      </w:pPr>
+      <w:r>
+        <w:t>The contribution record holds E-001 to E-053; its second-owner review and the Definition of Done are unsigned.</w:t>
+      </w:r>
+      <w:r/>
+      <w:r>
+        <w:rPr>
+          <w:rStyle w:val="VerbatimChar"/>
+        </w:rPr>
+      </w:r>
+      <w:r/>
+      <w:r/>
+      <w:r/>
+      <w:r>
+        <w:rPr>
+          <w:rStyle w:val="VerbatimChar"/>
+        </w:rPr>
+      </w:r>
+      <w:r/>
+      <w:r/>
     </w:p>
     <w:sectPr>
       <w:footerReference w:type="default" r:id="rId9"/>

--- a/submissions/Submission_Index.docx
+++ b/submissions/Submission_Index.docx
@@ -3619,7 +3619,7 @@
         <w:spacing w:before="0" w:after="0"/>
       </w:pPr>
       <w:r>
-        <w:t>The contribution record holds E-001 to E-053; its second-owner review and the Definition of Done are unsigned.</w:t>
+        <w:t>The contribution record holds E-001 to E-053 and carries Ender's review of 20 October; the Definition of Done carries a four-member sign-off of the same date, with three of its 31 items left unticked and the reason stated.</w:t>
       </w:r>
       <w:r/>
       <w:r>

--- a/submissions/Submission_Index.docx
+++ b/submissions/Submission_Index.docx
@@ -3562,7 +3562,7 @@
           <w:rStyle w:val="VerbatimChar"/>
           <w:sz w:val="18"/>
         </w:rPr>
-        <w:t>B-6: reviewed 20 October 2026; four files have no recorded author.</w:t>
+        <w:t>B-6: 13 of 17 files reviewed 20 October 2026; four with no recorded author are left unmarked.</w:t>
       </w:r>
       <w:r>
         <w:rPr>
@@ -3619,7 +3619,7 @@
         <w:spacing w:before="0" w:after="0"/>
       </w:pPr>
       <w:r>
-        <w:t>The contribution record holds E-001 to E-053 and carries Ender's review of 20 October; the Definition of Done carries a four-member sign-off of the same date, with three of its 31 items left unticked and the reason stated.</w:t>
+        <w:t>The contribution record (E-001 to E-053, Ender's review) and the Definition of Done (four-member sign-off, 28 of 31 ticked) are both dated 20 October.</w:t>
       </w:r>
       <w:r/>
       <w:r>

--- a/submissions/Submission_Index.docx
+++ b/submissions/Submission_Index.docx
@@ -2031,7 +2031,7 @@
                 <w:sz w:val="15"/>
                 <w:szCs w:val="15"/>
               </w:rPr>
-              <w:t>piStar .txt + PNG, four models and four figures. Ryan reviewed 20 October 2026 and accepted the figures as delivered; his corrections are recorded and not applied (section 12 of the model notes).</w:t>
+              <w:t>piStar .txt + PNG, four models and four figures. Ryan reviewed 20 October 2026; nine Admin links since corrected, Finance labels not, Admin PNG not re-exported (section 12.2).</w:t>
             </w:r>
             <w:r>
               <w:rPr>
@@ -3487,7 +3487,7 @@
           <w:rStyle w:val="VerbatimChar"/>
           <w:sz w:val="18"/>
         </w:rPr>
-        <w:t>PB-16: Ryan reviewed 20 October 2026; corrections recorded and not applied.</w:t>
+        <w:t>PB-16: reviewed 20 October; nine Admin links corrected, Finance labels open.</w:t>
       </w:r>
       <w:r>
         <w:rPr>

--- a/submissions/Submission_Index.docx
+++ b/submissions/Submission_Index.docx
@@ -2031,7 +2031,7 @@
                 <w:sz w:val="15"/>
                 <w:szCs w:val="15"/>
               </w:rPr>
-              <w:t>piStar .txt + PNG, four models and four figures. Ryan reviewed 20 October 2026; nine Admin links since corrected, Finance labels not, Admin PNG not re-exported (section 12.2).</w:t>
+              <w:t>piStar .txt + PNG, four models and four figures. Ryan reviewed 20 October 2026; nine Admin links corrected, Finance labels left as drawn, Admin PNG open (section 12.2).</w:t>
             </w:r>
             <w:r>
               <w:rPr>
@@ -3487,7 +3487,7 @@
           <w:rStyle w:val="VerbatimChar"/>
           <w:sz w:val="18"/>
         </w:rPr>
-        <w:t>PB-16: reviewed 20 October; nine Admin links corrected, Finance labels open.</w:t>
+        <w:t>PB-16: reviewed 20 October; Admin links and Finance labels settled; Admin PNG open.</w:t>
       </w:r>
       <w:r>
         <w:rPr>

--- a/submissions/Submission_Index.docx
+++ b/submissions/Submission_Index.docx
@@ -1453,7 +1453,7 @@
                 <w:sz w:val="15"/>
                 <w:szCs w:val="15"/>
               </w:rPr>
-              <w:t>PDF, 7 pages. In place. Timeline and plan for both releases, including the 19 October move to</w:t>
+              <w:t>PDF, 8 pages. In place. Timeline and plan for both releases, including the 19 October move to</w:t>
             </w:r>
             <w:r>
               <w:rPr>
@@ -1475,29 +1475,14 @@
                 <w:sz w:val="15"/>
                 <w:szCs w:val="15"/>
               </w:rPr>
-              <w:t>; task and standup records; SR1 to SR4 reviews,</w:t>
-            </w:r>
-            <w:r>
-              <w:rPr>
-                <w:sz w:val="15"/>
-                <w:szCs w:val="15"/>
-              </w:rPr>
-              <w:t xml:space="preserve"> </w:t>
-            </w:r>
-            <w:r>
-              <w:rPr>
-                <w:sz w:val="15"/>
-                <w:szCs w:val="15"/>
-                <w:rStyle w:val="VerbatimChar"/>
-              </w:rPr>
-              <w:t xml:space="preserve">SR4</w:t>
-            </w:r>
-            <w:r>
-              <w:rPr>
-                <w:sz w:val="15"/>
-                <w:szCs w:val="15"/>
-              </w:rPr>
-              <w:t xml:space="preserve"> not held; a risk register for each release; lessons learned.</w:t>
+              <w:t>; task and standup records; SR1 to SR4 reviews; SR3 read back from the increment and SR4 recorded at the 20 October session;</w:t>
+            </w:r>
+            <w:r>
+              <w:rPr>
+                <w:sz w:val="15"/>
+                <w:szCs w:val="15"/>
+              </w:rPr>
+              <w:t xml:space="preserve"> a risk register for each release; lessons learned.</w:t>
             </w:r>
             <w:r>
               <w:rPr>

--- a/submissions/Submission_Index.docx
+++ b/submissions/Submission_Index.docx
@@ -2016,7 +2016,7 @@
                 <w:sz w:val="15"/>
                 <w:szCs w:val="15"/>
               </w:rPr>
-              <w:t>piStar .txt + PNG, four models and four figures. Ryan reviewed 20 October 2026; nine Admin links corrected, Finance labels left as drawn, Admin PNG open (section 12.2).</w:t>
+              <w:t>piStar .txt + PNG, four models and four figures. Ryan reviewed 20 October 2026; nine Admin links corrected and figure re-exported, Finance labels left as drawn (section 12.2).</w:t>
             </w:r>
             <w:r>
               <w:rPr>
@@ -3472,7 +3472,7 @@
           <w:rStyle w:val="VerbatimChar"/>
           <w:sz w:val="18"/>
         </w:rPr>
-        <w:t>PB-16: reviewed 20 October; Admin links and Finance labels settled; Admin PNG open.</w:t>
+        <w:t>PB-16: reviewed 20 October; Admin links, Finance labels and figure all settled.</w:t>
       </w:r>
       <w:r>
         <w:rPr>

--- a/submissions/Submission_Index.docx
+++ b/submissions/Submission_Index.docx
@@ -1316,7 +1316,7 @@
                 <w:sz w:val="15"/>
                 <w:szCs w:val="15"/>
               </w:rPr>
-              <w:t>PDF, 11 pages. In place. Twelve rows: seven peer points and five from the group's own review;</w:t>
+              <w:t>PDF, 9 pages. In place. Twelve rows: seven peer points and five from the group's own review;</w:t>
             </w:r>
             <w:r>
               <w:rPr>

--- a/submissions/Submission_Index.docx
+++ b/submissions/Submission_Index.docx
@@ -78,7 +78,7 @@
         <w:pStyle w:val="BodyText"/>
       </w:pPr>
       <w:r>
-        <w:t xml:space="preserve">This file is the entry point to the pack, and its only navigation: it names the releases, gives every artefact's repository path and format, and marks what is not yet in place.</w:t>
+        <w:t>This file is the entry point to the pack, and its only navigation: it names the releases, gives every artefact's repository path and format, and marks what is still open.</w:t>
       </w:r>
     </w:p>
     <w:p>

--- a/submissions/Submission_Index.docx
+++ b/submissions/Submission_Index.docx
@@ -3472,7 +3472,7 @@
           <w:rStyle w:val="VerbatimChar"/>
           <w:sz w:val="18"/>
         </w:rPr>
-        <w:t>PB-16: reviewed 20 October; Admin links, Finance labels and figure all settled.</w:t>
+        <w:t>PB-16: reviewed 20 October; Admin links, Finance labels and figure settled. Checklist item 2 stays uncertified: the views cover 16 of the 24 dependencies.</w:t>
       </w:r>
       <w:r>
         <w:rPr>
@@ -3604,7 +3604,7 @@
         <w:spacing w:before="0" w:after="0"/>
       </w:pPr>
       <w:r>
-        <w:t>The contribution record (E-001 to E-053, Ender's review) and the Definition of Done (four-member sign-off, 28 of 31 ticked) are both dated 20 October.</w:t>
+        <w:t>The contribution record (E-001 to E-053, Ender's review) and the Definition of Done (four signatures, 28 of 31 ticked) are dated 20 October.</w:t>
       </w:r>
       <w:r/>
       <w:r>
